--- a/legal/11-acceptance-handover/17_BIEN_BAN_BAN_GIAO.docx
+++ b/legal/11-acceptance-handover/17_BIEN_BAN_BAN_GIAO.docx
@@ -2,79 +2,259 @@
 <file path=word/document.xml><?xml version="1.0" encoding="utf-8"?>
 <w:document xmlns:wpc="http://schemas.microsoft.com/office/word/2010/wordprocessingCanvas" xmlns:mo="http://schemas.microsoft.com/office/mac/office/2008/main" xmlns:mc="http://schemas.openxmlformats.org/markup-compatibility/2006" xmlns:mv="urn:schemas-microsoft-com:mac:vml" xmlns:o="urn:schemas-microsoft-com:office:office" xmlns:r="http://schemas.openxmlformats.org/officeDocument/2006/relationships" xmlns:m="http://schemas.openxmlformats.org/officeDocument/2006/math" xmlns:v="urn:schemas-microsoft-com:vml" xmlns:wp14="http://schemas.microsoft.com/office/word/2010/wordprocessingDrawing" xmlns:wp="http://schemas.openxmlformats.org/drawingml/2006/wordprocessingDrawing" xmlns:w10="urn:schemas-microsoft-com:office:word" xmlns:w="http://schemas.openxmlformats.org/wordprocessingml/2006/main" xmlns:w14="http://schemas.microsoft.com/office/word/2010/wordml" xmlns:wpg="http://schemas.microsoft.com/office/word/2010/wordprocessingGroup" xmlns:wpi="http://schemas.microsoft.com/office/word/2010/wordprocessingInk" xmlns:wne="http://schemas.microsoft.com/office/word/2006/wordml" xmlns:wps="http://schemas.microsoft.com/office/word/2010/wordprocessingShape" mc:Ignorable="w14 wp14">
   <w:body>
+    <w:tbl>
+      <w:tblPr>
+        <w:tblW w:type="auto" w:w="0"/>
+        <w:jc w:val="center"/>
+        <w:tblLook w:firstColumn="1" w:firstRow="1" w:lastColumn="0" w:lastRow="0" w:noHBand="0" w:noVBand="1" w:val="04A0"/>
+        <w:tblBorders>
+          <w:top w:val="none"/>
+          <w:bottom w:val="none"/>
+          <w:left w:val="none"/>
+          <w:right w:val="none"/>
+          <w:insideH w:val="none"/>
+          <w:insideV w:val="none"/>
+        </w:tblBorders>
+      </w:tblPr>
+      <w:tblGrid>
+        <w:gridCol w:w="4874"/>
+        <w:gridCol w:w="4874"/>
+      </w:tblGrid>
+      <w:tr>
+        <w:trPr>
+          <w:cantSplit/>
+        </w:trPr>
+        <w:tc>
+          <w:tcPr>
+            <w:tcW w:type="dxa" w:w="4032"/>
+            <w:vAlign w:val="center"/>
+            <w:tcW w:w="4031" w:type="dxa"/>
+            <w:tcMar>
+              <w:top w:w="40" w:type="dxa"/>
+              <w:bottom w:w="40" w:type="dxa"/>
+              <w:left w:w="60" w:type="dxa"/>
+              <w:right w:w="60" w:type="dxa"/>
+            </w:tcMar>
+            <w:shd w:fill="FFFFFF"/>
+          </w:tcPr>
+          <w:p>
+            <w:r/>
+          </w:p>
+          <w:p>
+            <w:pPr>
+              <w:spacing w:before="0" w:after="40" w:line="276" w:lineRule="auto"/>
+              <w:jc w:val="center"/>
+            </w:pPr>
+            <w:r>
+              <w:rPr>
+                <w:b/>
+              </w:rPr>
+              <w:t>ĐƠN VỊ CUNG CẤP DỊCH VỤ</w:t>
+            </w:r>
+          </w:p>
+          <w:p>
+            <w:pPr>
+              <w:spacing w:before="0" w:after="40" w:line="276" w:lineRule="auto"/>
+              <w:jc w:val="center"/>
+            </w:pPr>
+            <w:r>
+              <w:rPr>
+                <w:b/>
+              </w:rPr>
+              <w:t>LOCALMATE VIỆT NAM</w:t>
+            </w:r>
+          </w:p>
+          <w:p>
+            <w:pPr>
+              <w:spacing w:before="0" w:after="40" w:line="276" w:lineRule="auto"/>
+              <w:jc w:val="center"/>
+            </w:pPr>
+            <w:r>
+              <w:t>Số: [SO_BAN_GIAO]/BBBG-LM/[NAM]</w:t>
+            </w:r>
+          </w:p>
+        </w:tc>
+        <w:tc>
+          <w:tcPr>
+            <w:tcW w:type="dxa" w:w="5717"/>
+            <w:vAlign w:val="center"/>
+            <w:tcW w:w="5716" w:type="dxa"/>
+            <w:tcMar>
+              <w:top w:w="40" w:type="dxa"/>
+              <w:bottom w:w="40" w:type="dxa"/>
+              <w:left w:w="60" w:type="dxa"/>
+              <w:right w:w="60" w:type="dxa"/>
+            </w:tcMar>
+            <w:shd w:fill="FFFFFF"/>
+          </w:tcPr>
+          <w:p>
+            <w:r/>
+          </w:p>
+          <w:p>
+            <w:pPr>
+              <w:spacing w:before="0" w:after="40" w:line="276" w:lineRule="auto"/>
+              <w:jc w:val="center"/>
+            </w:pPr>
+            <w:r>
+              <w:rPr>
+                <w:b/>
+                <w:sz w:val="23"/>
+              </w:rPr>
+              <w:t>CỘNG HÒA XÃ HỘI CHỦ NGHĨA VIỆT NAM</w:t>
+            </w:r>
+          </w:p>
+          <w:p>
+            <w:pPr>
+              <w:spacing w:before="0" w:after="40" w:line="276" w:lineRule="auto"/>
+              <w:jc w:val="center"/>
+            </w:pPr>
+            <w:r>
+              <w:rPr>
+                <w:b/>
+              </w:rPr>
+              <w:t>Độc lập - Tự do - Hạnh phúc</w:t>
+            </w:r>
+          </w:p>
+          <w:p>
+            <w:pPr>
+              <w:spacing w:before="0" w:after="40" w:line="276" w:lineRule="auto"/>
+              <w:jc w:val="center"/>
+            </w:pPr>
+            <w:r>
+              <w:rPr>
+                <w:color w:val="0F172A"/>
+                <w:sz w:val="16"/>
+              </w:rPr>
+              <w:t>――――――――――――――――</w:t>
+            </w:r>
+          </w:p>
+          <w:p>
+            <w:pPr>
+              <w:spacing w:before="0" w:after="40" w:line="276" w:lineRule="auto"/>
+              <w:jc w:val="center"/>
+            </w:pPr>
+            <w:r>
+              <w:rPr>
+                <w:i/>
+                <w:color w:val="64748B"/>
+                <w:sz w:val="19"/>
+              </w:rPr>
+              <w:t>Hà Nội, ngày [NGAY] tháng [THANG] năm 202[X]</w:t>
+            </w:r>
+          </w:p>
+        </w:tc>
+      </w:tr>
+    </w:tbl>
     <w:p>
       <w:pPr>
-        <w:spacing w:before="240" w:after="120" w:line="288" w:lineRule="auto"/>
+        <w:spacing w:before="0" w:after="80"/>
+      </w:pPr>
+    </w:p>
+    <w:p>
+      <w:pPr>
+        <w:spacing w:before="240" w:after="80" w:line="288" w:lineRule="auto"/>
         <w:jc w:val="center"/>
       </w:pPr>
       <w:r>
         <w:rPr>
           <w:b/>
-          <w:color w:val="0D7647"/>
-          <w:sz w:val="30"/>
+          <w:color w:val="0F172A"/>
+          <w:sz w:val="29"/>
         </w:rPr>
         <w:t>BIÊN BẢN BÀN GIAO SẢN PHẨM VÀ TÀI NGUYÊN KỸ THUẬT SỐ</w:t>
       </w:r>
     </w:p>
     <w:p>
       <w:pPr>
-        <w:spacing w:before="200" w:after="80" w:line="276" w:lineRule="auto"/>
-        <w:jc w:val="center"/>
+        <w:spacing w:before="20" w:after="60" w:line="276" w:lineRule="auto"/>
+        <w:jc w:val="both"/>
       </w:pPr>
       <w:r>
         <w:rPr>
           <w:b/>
-          <w:color w:val="0D7647"/>
-          <w:sz w:val="26"/>
         </w:rPr>
         <w:t>(DELIVERABLES &amp; DIGITAL ASSETS HANDOVER RECORD)</w:t>
       </w:r>
     </w:p>
     <w:p>
       <w:pPr>
-        <w:spacing w:after="80" w:before="0" w:line="276" w:lineRule="auto"/>
-        <w:jc w:val="left"/>
+        <w:spacing w:before="20" w:after="40" w:line="276" w:lineRule="auto"/>
+        <w:ind w:left="288"/>
+        <w:jc w:val="both"/>
       </w:pPr>
       <w:r>
         <w:rPr>
-          <w:b/>
-        </w:rPr>
-        <w:t>Mã hiệu văn bản:</w:t>
-      </w:r>
-      <w:r>
-        <w:t xml:space="preserve"> </w:t>
-      </w:r>
-      <w:r>
-        <w:rPr>
-          <w:rFonts w:ascii="Consolas" w:hAnsi="Consolas"/>
-          <w:color w:val="B42828"/>
+          <w:i/>
+          <w:color w:val="0F172A"/>
           <w:sz w:val="20"/>
         </w:rPr>
-        <w:t>LM-OPS-HND-17</w:t>
-      </w:r>
-      <w:r>
-        <w:t xml:space="preserve">  </w:t>
+        <w:t>- Căn cứ Bộ luật Dân sự số 91/2015/QH13 ngày 24 tháng 11 năm 2015;</w:t>
       </w:r>
     </w:p>
     <w:p>
       <w:pPr>
-        <w:spacing w:after="80" w:before="0" w:line="276" w:lineRule="auto"/>
-        <w:jc w:val="left"/>
+        <w:spacing w:before="20" w:after="40" w:line="276" w:lineRule="auto"/>
+        <w:ind w:left="288"/>
+        <w:jc w:val="both"/>
       </w:pPr>
       <w:r>
         <w:rPr>
           <w:i/>
+          <w:color w:val="0F172A"/>
+          <w:sz w:val="20"/>
         </w:rPr>
-        <w:t>(Căn cứ theo Hợp đồng Dịch vụ Khung số: [SO_HOP_DONG_MSA]/LM-MSA và Phụ lục SHTT số: `LM-IP-APP-12`)</w:t>
-      </w:r>
-      <w:r>
-        <w:t xml:space="preserve">  </w:t>
+        <w:t>- Căn cứ Luật Thương mại số 36/2005/QH11 ngày 14 tháng 06 năm 2005;</w:t>
       </w:r>
     </w:p>
     <w:p>
       <w:pPr>
-        <w:spacing w:after="80" w:before="0" w:line="276" w:lineRule="auto"/>
-        <w:jc w:val="left"/>
+        <w:spacing w:before="20" w:after="40" w:line="276" w:lineRule="auto"/>
+        <w:ind w:left="288"/>
+        <w:jc w:val="both"/>
+      </w:pPr>
+      <w:r>
+        <w:rPr>
+          <w:i/>
+          <w:color w:val="0F172A"/>
+          <w:sz w:val="20"/>
+        </w:rPr>
+        <w:t>- Căn cứ Luật Công nghệ thông tin số 67/2006/QH11 ngày 29 tháng 06 năm 2006;</w:t>
+      </w:r>
+    </w:p>
+    <w:p>
+      <w:pPr>
+        <w:spacing w:before="20" w:after="40" w:line="276" w:lineRule="auto"/>
+        <w:ind w:left="288"/>
+        <w:jc w:val="both"/>
+      </w:pPr>
+      <w:r>
+        <w:rPr>
+          <w:i/>
+          <w:color w:val="0F172A"/>
+          <w:sz w:val="20"/>
+        </w:rPr>
+        <w:t>- Căn cứ Luật Giao dịch điện tử số 20/2023/QH15 ngày 22 tháng 06 năm 2023;</w:t>
+      </w:r>
+    </w:p>
+    <w:p>
+      <w:pPr>
+        <w:spacing w:before="20" w:after="40" w:line="276" w:lineRule="auto"/>
+        <w:ind w:left="288"/>
+        <w:jc w:val="both"/>
+      </w:pPr>
+      <w:r>
+        <w:rPr>
+          <w:i/>
+          <w:color w:val="0F172A"/>
+          <w:sz w:val="20"/>
+        </w:rPr>
+        <w:t>- Căn cứ Hợp đồng Dịch vụ số: [SO_HOP_DONG_MSA] ký ngày [NGAY_KY_HD] giữa Hai Bên.</w:t>
+      </w:r>
+    </w:p>
+    <w:p>
+      <w:pPr>
+        <w:spacing w:before="20" w:after="60" w:line="276" w:lineRule="auto"/>
+        <w:jc w:val="both"/>
       </w:pPr>
       <w:r>
         <w:rPr>
@@ -88,8 +268,8 @@
     </w:p>
     <w:p>
       <w:pPr>
-        <w:spacing w:after="80" w:before="0" w:line="276" w:lineRule="auto"/>
-        <w:jc w:val="left"/>
+        <w:spacing w:before="20" w:after="60" w:line="276" w:lineRule="auto"/>
+        <w:jc w:val="both"/>
       </w:pPr>
       <w:r>
         <w:rPr>
@@ -103,8 +283,8 @@
     </w:p>
     <w:p>
       <w:pPr>
-        <w:spacing w:after="80" w:before="0" w:line="276" w:lineRule="auto"/>
-        <w:jc w:val="left"/>
+        <w:spacing w:before="20" w:after="60" w:line="276" w:lineRule="auto"/>
+        <w:jc w:val="both"/>
       </w:pPr>
       <w:r>
         <w:rPr>
@@ -118,47 +298,22 @@
     </w:p>
     <w:p>
       <w:pPr>
-        <w:spacing w:after="80" w:before="0" w:line="276" w:lineRule="auto"/>
+        <w:spacing w:before="180" w:after="60" w:line="276" w:lineRule="auto"/>
         <w:jc w:val="left"/>
       </w:pPr>
       <w:r>
         <w:rPr>
           <w:b/>
-        </w:rPr>
-        <w:t>Ngày bàn giao:</w:t>
-      </w:r>
-      <w:r>
-        <w:t xml:space="preserve"> Ngày [NGAY] tháng [THANG] năm 202[X]</w:t>
-      </w:r>
-    </w:p>
-    <w:p>
-      <w:pPr>
-        <w:spacing w:after="120" w:before="80"/>
-      </w:pPr>
-      <w:r>
-        <w:rPr>
-          <w:color w:val="CBD5E1"/>
-        </w:rPr>
-        <w:t>―――――――――――――――――――――――――――――――――――――――――――――――――――――――</w:t>
-      </w:r>
-    </w:p>
-    <w:p>
-      <w:pPr>
-        <w:spacing w:before="160" w:after="60"/>
-      </w:pPr>
-      <w:r>
-        <w:rPr>
-          <w:b/>
-          <w:color w:val="0D7647"/>
-          <w:sz w:val="23"/>
+          <w:color w:val="0F172A"/>
+          <w:sz w:val="22"/>
         </w:rPr>
         <w:t>PHẦN I: DANH MỤC SẢN PHẨM VÀ TÀI NGUYÊN BÀN GIAO THỰC TẾ</w:t>
       </w:r>
     </w:p>
     <w:p>
       <w:pPr>
-        <w:spacing w:after="80" w:before="0" w:line="276" w:lineRule="auto"/>
-        <w:jc w:val="left"/>
+        <w:spacing w:before="20" w:after="60" w:line="276" w:lineRule="auto"/>
+        <w:jc w:val="both"/>
       </w:pPr>
       <w:r>
         <w:t>Hôm nay, Bên B tiến hành bàn giao và Bên A tiến hành tiếp nhận toàn bộ các sản phẩm kỹ thuật số thuộc phạm vi dự án theo bảng danh mục sau:</w:t>
@@ -179,24 +334,28 @@
         </w:tblBorders>
       </w:tblPr>
       <w:tblGrid>
-        <w:gridCol w:w="1921"/>
-        <w:gridCol w:w="1921"/>
-        <w:gridCol w:w="1921"/>
-        <w:gridCol w:w="1921"/>
-        <w:gridCol w:w="1921"/>
+        <w:gridCol w:w="1950"/>
+        <w:gridCol w:w="1950"/>
+        <w:gridCol w:w="1950"/>
+        <w:gridCol w:w="1950"/>
+        <w:gridCol w:w="1950"/>
       </w:tblGrid>
       <w:tr>
+        <w:trPr>
+          <w:cantSplit/>
+        </w:trPr>
         <w:tc>
           <w:tcPr>
-            <w:tcW w:type="dxa" w:w="1921"/>
+            <w:tcW w:type="dxa" w:w="936"/>
             <w:vAlign w:val="center"/>
+            <w:tcW w:w="936" w:type="dxa"/>
             <w:tcMar>
-              <w:top w:w="120" w:type="dxa"/>
-              <w:bottom w:w="120" w:type="dxa"/>
-              <w:left w:w="160" w:type="dxa"/>
-              <w:right w:w="160" w:type="dxa"/>
+              <w:top w:w="90" w:type="dxa"/>
+              <w:bottom w:w="90" w:type="dxa"/>
+              <w:left w:w="100" w:type="dxa"/>
+              <w:right w:w="100" w:type="dxa"/>
             </w:tcMar>
-            <w:shd w:fill="EDF7F1"/>
+            <w:shd w:fill="F8FAFC"/>
           </w:tcPr>
           <w:p>
             <w:r/>
@@ -209,7 +368,7 @@
             <w:r>
               <w:rPr>
                 <w:b/>
-                <w:color w:val="0D7647"/>
+                <w:sz w:val="20"/>
               </w:rPr>
               <w:t>STT</w:t>
             </w:r>
@@ -217,15 +376,16 @@
         </w:tc>
         <w:tc>
           <w:tcPr>
-            <w:tcW w:type="dxa" w:w="1921"/>
+            <w:tcW w:type="dxa" w:w="2088"/>
             <w:vAlign w:val="center"/>
+            <w:tcW w:w="2088" w:type="dxa"/>
             <w:tcMar>
-              <w:top w:w="120" w:type="dxa"/>
-              <w:bottom w:w="120" w:type="dxa"/>
-              <w:left w:w="160" w:type="dxa"/>
-              <w:right w:w="160" w:type="dxa"/>
+              <w:top w:w="90" w:type="dxa"/>
+              <w:bottom w:w="90" w:type="dxa"/>
+              <w:left w:w="100" w:type="dxa"/>
+              <w:right w:w="100" w:type="dxa"/>
             </w:tcMar>
-            <w:shd w:fill="EDF7F1"/>
+            <w:shd w:fill="F8FAFC"/>
           </w:tcPr>
           <w:p>
             <w:r/>
@@ -238,7 +398,7 @@
             <w:r>
               <w:rPr>
                 <w:b/>
-                <w:color w:val="0D7647"/>
+                <w:sz w:val="20"/>
               </w:rPr>
               <w:t>DANH MỤC SẢN PHẨM BÀN GIAO</w:t>
             </w:r>
@@ -246,15 +406,16 @@
         </w:tc>
         <w:tc>
           <w:tcPr>
-            <w:tcW w:type="dxa" w:w="1921"/>
+            <w:tcW w:type="dxa" w:w="3989"/>
             <w:vAlign w:val="center"/>
+            <w:tcW w:w="3988" w:type="dxa"/>
             <w:tcMar>
-              <w:top w:w="120" w:type="dxa"/>
-              <w:bottom w:w="120" w:type="dxa"/>
-              <w:left w:w="160" w:type="dxa"/>
-              <w:right w:w="160" w:type="dxa"/>
+              <w:top w:w="90" w:type="dxa"/>
+              <w:bottom w:w="90" w:type="dxa"/>
+              <w:left w:w="100" w:type="dxa"/>
+              <w:right w:w="100" w:type="dxa"/>
             </w:tcMar>
-            <w:shd w:fill="EDF7F1"/>
+            <w:shd w:fill="F8FAFC"/>
           </w:tcPr>
           <w:p>
             <w:r/>
@@ -267,7 +428,7 @@
             <w:r>
               <w:rPr>
                 <w:b/>
-                <w:color w:val="0D7647"/>
+                <w:sz w:val="20"/>
               </w:rPr>
               <w:t>HÌNH THỨC BÀN GIAO &amp; ĐỊNH DẠNG</w:t>
             </w:r>
@@ -275,15 +436,16 @@
         </w:tc>
         <w:tc>
           <w:tcPr>
-            <w:tcW w:type="dxa" w:w="1921"/>
+            <w:tcW w:type="dxa" w:w="1656"/>
             <w:vAlign w:val="center"/>
+            <w:tcW w:w="1655" w:type="dxa"/>
             <w:tcMar>
-              <w:top w:w="120" w:type="dxa"/>
-              <w:bottom w:w="120" w:type="dxa"/>
-              <w:left w:w="160" w:type="dxa"/>
-              <w:right w:w="160" w:type="dxa"/>
+              <w:top w:w="90" w:type="dxa"/>
+              <w:bottom w:w="90" w:type="dxa"/>
+              <w:left w:w="100" w:type="dxa"/>
+              <w:right w:w="100" w:type="dxa"/>
             </w:tcMar>
-            <w:shd w:fill="EDF7F1"/>
+            <w:shd w:fill="F8FAFC"/>
           </w:tcPr>
           <w:p>
             <w:r/>
@@ -296,7 +458,7 @@
             <w:r>
               <w:rPr>
                 <w:b/>
-                <w:color w:val="0D7647"/>
+                <w:sz w:val="20"/>
               </w:rPr>
               <w:t>ĐƯỜNG DẪN TRUY CẬP / NƠI LƯU TRỮ</w:t>
             </w:r>
@@ -304,15 +466,16 @@
         </w:tc>
         <w:tc>
           <w:tcPr>
-            <w:tcW w:type="dxa" w:w="1921"/>
+            <w:tcW w:type="dxa" w:w="1080"/>
             <w:vAlign w:val="center"/>
+            <w:tcW w:w="1080" w:type="dxa"/>
             <w:tcMar>
-              <w:top w:w="120" w:type="dxa"/>
-              <w:bottom w:w="120" w:type="dxa"/>
-              <w:left w:w="160" w:type="dxa"/>
-              <w:right w:w="160" w:type="dxa"/>
+              <w:top w:w="90" w:type="dxa"/>
+              <w:bottom w:w="90" w:type="dxa"/>
+              <w:left w:w="100" w:type="dxa"/>
+              <w:right w:w="100" w:type="dxa"/>
             </w:tcMar>
-            <w:shd w:fill="EDF7F1"/>
+            <w:shd w:fill="F8FAFC"/>
           </w:tcPr>
           <w:p>
             <w:r/>
@@ -325,7 +488,7 @@
             <w:r>
               <w:rPr>
                 <w:b/>
-                <w:color w:val="0D7647"/>
+                <w:sz w:val="20"/>
               </w:rPr>
               <w:t>TRẠNG THÁI TIẾP NHẬN</w:t>
             </w:r>
@@ -333,17 +496,21 @@
         </w:tc>
       </w:tr>
       <w:tr>
+        <w:trPr>
+          <w:cantSplit/>
+        </w:trPr>
         <w:tc>
           <w:tcPr>
-            <w:tcW w:type="dxa" w:w="1921"/>
+            <w:tcW w:type="dxa" w:w="936"/>
             <w:vAlign w:val="center"/>
+            <w:tcW w:w="936" w:type="dxa"/>
             <w:tcMar>
-              <w:top w:w="120" w:type="dxa"/>
-              <w:bottom w:w="120" w:type="dxa"/>
-              <w:left w:w="160" w:type="dxa"/>
-              <w:right w:w="160" w:type="dxa"/>
+              <w:top w:w="80" w:type="dxa"/>
+              <w:bottom w:w="80" w:type="dxa"/>
+              <w:left w:w="100" w:type="dxa"/>
+              <w:right w:w="100" w:type="dxa"/>
             </w:tcMar>
-            <w:shd w:fill="F8FAFC"/>
+            <w:shd w:fill="FFFFFF"/>
           </w:tcPr>
           <w:p>
             <w:r/>
@@ -351,7 +518,7 @@
           <w:p>
             <w:pPr>
               <w:spacing w:before="0" w:after="40" w:line="276" w:lineRule="auto"/>
-              <w:jc w:val="left"/>
+              <w:jc w:val="center"/>
             </w:pPr>
             <w:r>
               <w:rPr>
@@ -363,15 +530,16 @@
         </w:tc>
         <w:tc>
           <w:tcPr>
-            <w:tcW w:type="dxa" w:w="1921"/>
+            <w:tcW w:type="dxa" w:w="2088"/>
             <w:vAlign w:val="center"/>
+            <w:tcW w:w="2088" w:type="dxa"/>
             <w:tcMar>
-              <w:top w:w="120" w:type="dxa"/>
-              <w:bottom w:w="120" w:type="dxa"/>
-              <w:left w:w="160" w:type="dxa"/>
-              <w:right w:w="160" w:type="dxa"/>
+              <w:top w:w="80" w:type="dxa"/>
+              <w:bottom w:w="80" w:type="dxa"/>
+              <w:left w:w="100" w:type="dxa"/>
+              <w:right w:w="100" w:type="dxa"/>
             </w:tcMar>
-            <w:shd w:fill="F8FAFC"/>
+            <w:shd w:fill="FFFFFF"/>
           </w:tcPr>
           <w:p>
             <w:r/>
@@ -391,15 +559,16 @@
         </w:tc>
         <w:tc>
           <w:tcPr>
-            <w:tcW w:type="dxa" w:w="1921"/>
+            <w:tcW w:type="dxa" w:w="3989"/>
             <w:vAlign w:val="center"/>
+            <w:tcW w:w="3988" w:type="dxa"/>
             <w:tcMar>
-              <w:top w:w="120" w:type="dxa"/>
-              <w:bottom w:w="120" w:type="dxa"/>
-              <w:left w:w="160" w:type="dxa"/>
-              <w:right w:w="160" w:type="dxa"/>
+              <w:top w:w="80" w:type="dxa"/>
+              <w:bottom w:w="80" w:type="dxa"/>
+              <w:left w:w="100" w:type="dxa"/>
+              <w:right w:w="100" w:type="dxa"/>
             </w:tcMar>
-            <w:shd w:fill="F8FAFC"/>
+            <w:shd w:fill="FFFFFF"/>
           </w:tcPr>
           <w:p>
             <w:r/>
@@ -416,15 +585,16 @@
         </w:tc>
         <w:tc>
           <w:tcPr>
-            <w:tcW w:type="dxa" w:w="1921"/>
+            <w:tcW w:type="dxa" w:w="1656"/>
             <w:vAlign w:val="center"/>
+            <w:tcW w:w="1655" w:type="dxa"/>
             <w:tcMar>
-              <w:top w:w="120" w:type="dxa"/>
-              <w:bottom w:w="120" w:type="dxa"/>
-              <w:left w:w="160" w:type="dxa"/>
-              <w:right w:w="160" w:type="dxa"/>
+              <w:top w:w="80" w:type="dxa"/>
+              <w:bottom w:w="80" w:type="dxa"/>
+              <w:left w:w="100" w:type="dxa"/>
+              <w:right w:w="100" w:type="dxa"/>
             </w:tcMar>
-            <w:shd w:fill="F8FAFC"/>
+            <w:shd w:fill="FFFFFF"/>
           </w:tcPr>
           <w:p>
             <w:r/>
@@ -445,49 +615,14 @@
         </w:tc>
         <w:tc>
           <w:tcPr>
-            <w:tcW w:type="dxa" w:w="1921"/>
+            <w:tcW w:type="dxa" w:w="1080"/>
             <w:vAlign w:val="center"/>
+            <w:tcW w:w="1080" w:type="dxa"/>
             <w:tcMar>
-              <w:top w:w="120" w:type="dxa"/>
-              <w:bottom w:w="120" w:type="dxa"/>
-              <w:left w:w="160" w:type="dxa"/>
-              <w:right w:w="160" w:type="dxa"/>
-            </w:tcMar>
-            <w:shd w:fill="F8FAFC"/>
-          </w:tcPr>
-          <w:p>
-            <w:r/>
-          </w:p>
-          <w:p>
-            <w:pPr>
-              <w:spacing w:before="0" w:after="40" w:line="276" w:lineRule="auto"/>
-              <w:jc w:val="left"/>
-            </w:pPr>
-            <w:r>
-              <w:t>[x] Đã truy cập tốt</w:t>
-            </w:r>
-          </w:p>
-          <w:p>
-            <w:pPr>
-              <w:spacing w:before="0" w:after="40" w:line="276" w:lineRule="auto"/>
-              <w:jc w:val="left"/>
-            </w:pPr>
-            <w:r>
-              <w:t>[x] Form lead hoạt động</w:t>
-            </w:r>
-          </w:p>
-        </w:tc>
-      </w:tr>
-      <w:tr>
-        <w:tc>
-          <w:tcPr>
-            <w:tcW w:type="dxa" w:w="1921"/>
-            <w:vAlign w:val="center"/>
-            <w:tcMar>
-              <w:top w:w="120" w:type="dxa"/>
-              <w:bottom w:w="120" w:type="dxa"/>
-              <w:left w:w="160" w:type="dxa"/>
-              <w:right w:w="160" w:type="dxa"/>
+              <w:top w:w="80" w:type="dxa"/>
+              <w:bottom w:w="80" w:type="dxa"/>
+              <w:left w:w="100" w:type="dxa"/>
+              <w:right w:w="100" w:type="dxa"/>
             </w:tcMar>
             <w:shd w:fill="FFFFFF"/>
           </w:tcPr>
@@ -497,7 +632,47 @@
           <w:p>
             <w:pPr>
               <w:spacing w:before="0" w:after="40" w:line="276" w:lineRule="auto"/>
-              <w:jc w:val="left"/>
+              <w:jc w:val="center"/>
+            </w:pPr>
+            <w:r>
+              <w:t>[x] Đã truy cập tốt</w:t>
+            </w:r>
+          </w:p>
+          <w:p>
+            <w:pPr>
+              <w:spacing w:before="0" w:after="40" w:line="276" w:lineRule="auto"/>
+              <w:jc w:val="center"/>
+            </w:pPr>
+            <w:r>
+              <w:t>[x] Form lead hoạt động</w:t>
+            </w:r>
+          </w:p>
+        </w:tc>
+      </w:tr>
+      <w:tr>
+        <w:trPr>
+          <w:cantSplit/>
+        </w:trPr>
+        <w:tc>
+          <w:tcPr>
+            <w:tcW w:type="dxa" w:w="936"/>
+            <w:vAlign w:val="center"/>
+            <w:tcW w:w="936" w:type="dxa"/>
+            <w:tcMar>
+              <w:top w:w="80" w:type="dxa"/>
+              <w:bottom w:w="80" w:type="dxa"/>
+              <w:left w:w="100" w:type="dxa"/>
+              <w:right w:w="100" w:type="dxa"/>
+            </w:tcMar>
+            <w:shd w:fill="FAFAFA"/>
+          </w:tcPr>
+          <w:p>
+            <w:r/>
+          </w:p>
+          <w:p>
+            <w:pPr>
+              <w:spacing w:before="0" w:after="40" w:line="276" w:lineRule="auto"/>
+              <w:jc w:val="center"/>
             </w:pPr>
             <w:r>
               <w:rPr>
@@ -509,15 +684,16 @@
         </w:tc>
         <w:tc>
           <w:tcPr>
-            <w:tcW w:type="dxa" w:w="1921"/>
+            <w:tcW w:type="dxa" w:w="2088"/>
             <w:vAlign w:val="center"/>
+            <w:tcW w:w="2088" w:type="dxa"/>
             <w:tcMar>
-              <w:top w:w="120" w:type="dxa"/>
-              <w:bottom w:w="120" w:type="dxa"/>
-              <w:left w:w="160" w:type="dxa"/>
-              <w:right w:w="160" w:type="dxa"/>
+              <w:top w:w="80" w:type="dxa"/>
+              <w:bottom w:w="80" w:type="dxa"/>
+              <w:left w:w="100" w:type="dxa"/>
+              <w:right w:w="100" w:type="dxa"/>
             </w:tcMar>
-            <w:shd w:fill="FFFFFF"/>
+            <w:shd w:fill="FAFAFA"/>
           </w:tcPr>
           <w:p>
             <w:r/>
@@ -537,15 +713,16 @@
         </w:tc>
         <w:tc>
           <w:tcPr>
-            <w:tcW w:type="dxa" w:w="1921"/>
+            <w:tcW w:type="dxa" w:w="3989"/>
             <w:vAlign w:val="center"/>
+            <w:tcW w:w="3988" w:type="dxa"/>
             <w:tcMar>
-              <w:top w:w="120" w:type="dxa"/>
-              <w:bottom w:w="120" w:type="dxa"/>
-              <w:left w:w="160" w:type="dxa"/>
-              <w:right w:w="160" w:type="dxa"/>
+              <w:top w:w="80" w:type="dxa"/>
+              <w:bottom w:w="80" w:type="dxa"/>
+              <w:left w:w="100" w:type="dxa"/>
+              <w:right w:w="100" w:type="dxa"/>
             </w:tcMar>
-            <w:shd w:fill="FFFFFF"/>
+            <w:shd w:fill="FAFAFA"/>
           </w:tcPr>
           <w:p>
             <w:r/>
@@ -562,15 +739,16 @@
         </w:tc>
         <w:tc>
           <w:tcPr>
-            <w:tcW w:type="dxa" w:w="1921"/>
+            <w:tcW w:type="dxa" w:w="1656"/>
             <w:vAlign w:val="center"/>
+            <w:tcW w:w="1655" w:type="dxa"/>
             <w:tcMar>
-              <w:top w:w="120" w:type="dxa"/>
-              <w:bottom w:w="120" w:type="dxa"/>
-              <w:left w:w="160" w:type="dxa"/>
-              <w:right w:w="160" w:type="dxa"/>
+              <w:top w:w="80" w:type="dxa"/>
+              <w:bottom w:w="80" w:type="dxa"/>
+              <w:left w:w="100" w:type="dxa"/>
+              <w:right w:w="100" w:type="dxa"/>
             </w:tcMar>
-            <w:shd w:fill="FFFFFF"/>
+            <w:shd w:fill="FAFAFA"/>
           </w:tcPr>
           <w:p>
             <w:r/>
@@ -603,13 +781,54 @@
         </w:tc>
         <w:tc>
           <w:tcPr>
-            <w:tcW w:type="dxa" w:w="1921"/>
+            <w:tcW w:type="dxa" w:w="1080"/>
             <w:vAlign w:val="center"/>
+            <w:tcW w:w="1080" w:type="dxa"/>
             <w:tcMar>
-              <w:top w:w="120" w:type="dxa"/>
-              <w:bottom w:w="120" w:type="dxa"/>
-              <w:left w:w="160" w:type="dxa"/>
-              <w:right w:w="160" w:type="dxa"/>
+              <w:top w:w="80" w:type="dxa"/>
+              <w:bottom w:w="80" w:type="dxa"/>
+              <w:left w:w="100" w:type="dxa"/>
+              <w:right w:w="100" w:type="dxa"/>
+            </w:tcMar>
+            <w:shd w:fill="FAFAFA"/>
+          </w:tcPr>
+          <w:p>
+            <w:r/>
+          </w:p>
+          <w:p>
+            <w:pPr>
+              <w:spacing w:before="0" w:after="40" w:line="276" w:lineRule="auto"/>
+              <w:jc w:val="center"/>
+            </w:pPr>
+            <w:r>
+              <w:t>[x] Đã đăng nhập</w:t>
+            </w:r>
+          </w:p>
+          <w:p>
+            <w:pPr>
+              <w:spacing w:before="0" w:after="40" w:line="276" w:lineRule="auto"/>
+              <w:jc w:val="center"/>
+            </w:pPr>
+            <w:r>
+              <w:t>[x] Đã đổi mật khẩu</w:t>
+            </w:r>
+          </w:p>
+        </w:tc>
+      </w:tr>
+      <w:tr>
+        <w:trPr>
+          <w:cantSplit/>
+        </w:trPr>
+        <w:tc>
+          <w:tcPr>
+            <w:tcW w:type="dxa" w:w="936"/>
+            <w:vAlign w:val="center"/>
+            <w:tcW w:w="936" w:type="dxa"/>
+            <w:tcMar>
+              <w:top w:w="80" w:type="dxa"/>
+              <w:bottom w:w="80" w:type="dxa"/>
+              <w:left w:w="100" w:type="dxa"/>
+              <w:right w:w="100" w:type="dxa"/>
             </w:tcMar>
             <w:shd w:fill="FFFFFF"/>
           </w:tcPr>
@@ -619,43 +838,7 @@
           <w:p>
             <w:pPr>
               <w:spacing w:before="0" w:after="40" w:line="276" w:lineRule="auto"/>
-              <w:jc w:val="left"/>
-            </w:pPr>
-            <w:r>
-              <w:t>[x] Đã đăng nhập</w:t>
-            </w:r>
-          </w:p>
-          <w:p>
-            <w:pPr>
-              <w:spacing w:before="0" w:after="40" w:line="276" w:lineRule="auto"/>
-              <w:jc w:val="left"/>
-            </w:pPr>
-            <w:r>
-              <w:t>[x] Đã đổi mật khẩu</w:t>
-            </w:r>
-          </w:p>
-        </w:tc>
-      </w:tr>
-      <w:tr>
-        <w:tc>
-          <w:tcPr>
-            <w:tcW w:type="dxa" w:w="1921"/>
-            <w:vAlign w:val="center"/>
-            <w:tcMar>
-              <w:top w:w="120" w:type="dxa"/>
-              <w:bottom w:w="120" w:type="dxa"/>
-              <w:left w:w="160" w:type="dxa"/>
-              <w:right w:w="160" w:type="dxa"/>
-            </w:tcMar>
-            <w:shd w:fill="F8FAFC"/>
-          </w:tcPr>
-          <w:p>
-            <w:r/>
-          </w:p>
-          <w:p>
-            <w:pPr>
-              <w:spacing w:before="0" w:after="40" w:line="276" w:lineRule="auto"/>
-              <w:jc w:val="left"/>
+              <w:jc w:val="center"/>
             </w:pPr>
             <w:r>
               <w:rPr>
@@ -667,15 +850,16 @@
         </w:tc>
         <w:tc>
           <w:tcPr>
-            <w:tcW w:type="dxa" w:w="1921"/>
+            <w:tcW w:type="dxa" w:w="2088"/>
             <w:vAlign w:val="center"/>
+            <w:tcW w:w="2088" w:type="dxa"/>
             <w:tcMar>
-              <w:top w:w="120" w:type="dxa"/>
-              <w:bottom w:w="120" w:type="dxa"/>
-              <w:left w:w="160" w:type="dxa"/>
-              <w:right w:w="160" w:type="dxa"/>
+              <w:top w:w="80" w:type="dxa"/>
+              <w:bottom w:w="80" w:type="dxa"/>
+              <w:left w:w="100" w:type="dxa"/>
+              <w:right w:w="100" w:type="dxa"/>
             </w:tcMar>
-            <w:shd w:fill="F8FAFC"/>
+            <w:shd w:fill="FFFFFF"/>
           </w:tcPr>
           <w:p>
             <w:r/>
@@ -695,15 +879,16 @@
         </w:tc>
         <w:tc>
           <w:tcPr>
-            <w:tcW w:type="dxa" w:w="1921"/>
+            <w:tcW w:type="dxa" w:w="3989"/>
             <w:vAlign w:val="center"/>
+            <w:tcW w:w="3988" w:type="dxa"/>
             <w:tcMar>
-              <w:top w:w="120" w:type="dxa"/>
-              <w:bottom w:w="120" w:type="dxa"/>
-              <w:left w:w="160" w:type="dxa"/>
-              <w:right w:w="160" w:type="dxa"/>
+              <w:top w:w="80" w:type="dxa"/>
+              <w:bottom w:w="80" w:type="dxa"/>
+              <w:left w:w="100" w:type="dxa"/>
+              <w:right w:w="100" w:type="dxa"/>
             </w:tcMar>
-            <w:shd w:fill="F8FAFC"/>
+            <w:shd w:fill="FFFFFF"/>
           </w:tcPr>
           <w:p>
             <w:r/>
@@ -720,15 +905,16 @@
         </w:tc>
         <w:tc>
           <w:tcPr>
-            <w:tcW w:type="dxa" w:w="1921"/>
+            <w:tcW w:type="dxa" w:w="1656"/>
             <w:vAlign w:val="center"/>
+            <w:tcW w:w="1655" w:type="dxa"/>
             <w:tcMar>
-              <w:top w:w="120" w:type="dxa"/>
-              <w:bottom w:w="120" w:type="dxa"/>
-              <w:left w:w="160" w:type="dxa"/>
-              <w:right w:w="160" w:type="dxa"/>
+              <w:top w:w="80" w:type="dxa"/>
+              <w:bottom w:w="80" w:type="dxa"/>
+              <w:left w:w="100" w:type="dxa"/>
+              <w:right w:w="100" w:type="dxa"/>
             </w:tcMar>
-            <w:shd w:fill="F8FAFC"/>
+            <w:shd w:fill="FFFFFF"/>
           </w:tcPr>
           <w:p>
             <w:r/>
@@ -758,49 +944,14 @@
         </w:tc>
         <w:tc>
           <w:tcPr>
-            <w:tcW w:type="dxa" w:w="1921"/>
+            <w:tcW w:type="dxa" w:w="1080"/>
             <w:vAlign w:val="center"/>
+            <w:tcW w:w="1080" w:type="dxa"/>
             <w:tcMar>
-              <w:top w:w="120" w:type="dxa"/>
-              <w:bottom w:w="120" w:type="dxa"/>
-              <w:left w:w="160" w:type="dxa"/>
-              <w:right w:w="160" w:type="dxa"/>
-            </w:tcMar>
-            <w:shd w:fill="F8FAFC"/>
-          </w:tcPr>
-          <w:p>
-            <w:r/>
-          </w:p>
-          <w:p>
-            <w:pPr>
-              <w:spacing w:before="0" w:after="40" w:line="276" w:lineRule="auto"/>
-              <w:jc w:val="left"/>
-            </w:pPr>
-            <w:r>
-              <w:t>[x] Đã nhận tài liệu</w:t>
-            </w:r>
-          </w:p>
-          <w:p>
-            <w:pPr>
-              <w:spacing w:before="0" w:after="40" w:line="276" w:lineRule="auto"/>
-              <w:jc w:val="left"/>
-            </w:pPr>
-            <w:r>
-              <w:t>[x] Nhân sự đã được hướng dẫn</w:t>
-            </w:r>
-          </w:p>
-        </w:tc>
-      </w:tr>
-      <w:tr>
-        <w:tc>
-          <w:tcPr>
-            <w:tcW w:type="dxa" w:w="1921"/>
-            <w:vAlign w:val="center"/>
-            <w:tcMar>
-              <w:top w:w="120" w:type="dxa"/>
-              <w:bottom w:w="120" w:type="dxa"/>
-              <w:left w:w="160" w:type="dxa"/>
-              <w:right w:w="160" w:type="dxa"/>
+              <w:top w:w="80" w:type="dxa"/>
+              <w:bottom w:w="80" w:type="dxa"/>
+              <w:left w:w="100" w:type="dxa"/>
+              <w:right w:w="100" w:type="dxa"/>
             </w:tcMar>
             <w:shd w:fill="FFFFFF"/>
           </w:tcPr>
@@ -810,7 +961,47 @@
           <w:p>
             <w:pPr>
               <w:spacing w:before="0" w:after="40" w:line="276" w:lineRule="auto"/>
-              <w:jc w:val="left"/>
+              <w:jc w:val="center"/>
+            </w:pPr>
+            <w:r>
+              <w:t>[x] Đã nhận tài liệu</w:t>
+            </w:r>
+          </w:p>
+          <w:p>
+            <w:pPr>
+              <w:spacing w:before="0" w:after="40" w:line="276" w:lineRule="auto"/>
+              <w:jc w:val="center"/>
+            </w:pPr>
+            <w:r>
+              <w:t>[x] Nhân sự đã được hướng dẫn</w:t>
+            </w:r>
+          </w:p>
+        </w:tc>
+      </w:tr>
+      <w:tr>
+        <w:trPr>
+          <w:cantSplit/>
+        </w:trPr>
+        <w:tc>
+          <w:tcPr>
+            <w:tcW w:type="dxa" w:w="936"/>
+            <w:vAlign w:val="center"/>
+            <w:tcW w:w="936" w:type="dxa"/>
+            <w:tcMar>
+              <w:top w:w="80" w:type="dxa"/>
+              <w:bottom w:w="80" w:type="dxa"/>
+              <w:left w:w="100" w:type="dxa"/>
+              <w:right w:w="100" w:type="dxa"/>
+            </w:tcMar>
+            <w:shd w:fill="FAFAFA"/>
+          </w:tcPr>
+          <w:p>
+            <w:r/>
+          </w:p>
+          <w:p>
+            <w:pPr>
+              <w:spacing w:before="0" w:after="40" w:line="276" w:lineRule="auto"/>
+              <w:jc w:val="center"/>
             </w:pPr>
             <w:r>
               <w:rPr>
@@ -822,15 +1013,16 @@
         </w:tc>
         <w:tc>
           <w:tcPr>
-            <w:tcW w:type="dxa" w:w="1921"/>
+            <w:tcW w:type="dxa" w:w="2088"/>
             <w:vAlign w:val="center"/>
+            <w:tcW w:w="2088" w:type="dxa"/>
             <w:tcMar>
-              <w:top w:w="120" w:type="dxa"/>
-              <w:bottom w:w="120" w:type="dxa"/>
-              <w:left w:w="160" w:type="dxa"/>
-              <w:right w:w="160" w:type="dxa"/>
+              <w:top w:w="80" w:type="dxa"/>
+              <w:bottom w:w="80" w:type="dxa"/>
+              <w:left w:w="100" w:type="dxa"/>
+              <w:right w:w="100" w:type="dxa"/>
             </w:tcMar>
-            <w:shd w:fill="FFFFFF"/>
+            <w:shd w:fill="FAFAFA"/>
           </w:tcPr>
           <w:p>
             <w:r/>
@@ -850,15 +1042,16 @@
         </w:tc>
         <w:tc>
           <w:tcPr>
-            <w:tcW w:type="dxa" w:w="1921"/>
+            <w:tcW w:type="dxa" w:w="3989"/>
             <w:vAlign w:val="center"/>
+            <w:tcW w:w="3988" w:type="dxa"/>
             <w:tcMar>
-              <w:top w:w="120" w:type="dxa"/>
-              <w:bottom w:w="120" w:type="dxa"/>
-              <w:left w:w="160" w:type="dxa"/>
-              <w:right w:w="160" w:type="dxa"/>
+              <w:top w:w="80" w:type="dxa"/>
+              <w:bottom w:w="80" w:type="dxa"/>
+              <w:left w:w="100" w:type="dxa"/>
+              <w:right w:w="100" w:type="dxa"/>
             </w:tcMar>
-            <w:shd w:fill="FFFFFF"/>
+            <w:shd w:fill="FAFAFA"/>
           </w:tcPr>
           <w:p>
             <w:r/>
@@ -875,15 +1068,16 @@
         </w:tc>
         <w:tc>
           <w:tcPr>
-            <w:tcW w:type="dxa" w:w="1921"/>
+            <w:tcW w:type="dxa" w:w="1656"/>
             <w:vAlign w:val="center"/>
+            <w:tcW w:w="1655" w:type="dxa"/>
             <w:tcMar>
-              <w:top w:w="120" w:type="dxa"/>
-              <w:bottom w:w="120" w:type="dxa"/>
-              <w:left w:w="160" w:type="dxa"/>
-              <w:right w:w="160" w:type="dxa"/>
+              <w:top w:w="80" w:type="dxa"/>
+              <w:bottom w:w="80" w:type="dxa"/>
+              <w:left w:w="100" w:type="dxa"/>
+              <w:right w:w="100" w:type="dxa"/>
             </w:tcMar>
-            <w:shd w:fill="FFFFFF"/>
+            <w:shd w:fill="FAFAFA"/>
           </w:tcPr>
           <w:p>
             <w:r/>
@@ -913,13 +1107,45 @@
         </w:tc>
         <w:tc>
           <w:tcPr>
-            <w:tcW w:type="dxa" w:w="1921"/>
+            <w:tcW w:type="dxa" w:w="1080"/>
             <w:vAlign w:val="center"/>
+            <w:tcW w:w="1080" w:type="dxa"/>
             <w:tcMar>
-              <w:top w:w="120" w:type="dxa"/>
-              <w:bottom w:w="120" w:type="dxa"/>
-              <w:left w:w="160" w:type="dxa"/>
-              <w:right w:w="160" w:type="dxa"/>
+              <w:top w:w="80" w:type="dxa"/>
+              <w:bottom w:w="80" w:type="dxa"/>
+              <w:left w:w="100" w:type="dxa"/>
+              <w:right w:w="100" w:type="dxa"/>
+            </w:tcMar>
+            <w:shd w:fill="FAFAFA"/>
+          </w:tcPr>
+          <w:p>
+            <w:r/>
+          </w:p>
+          <w:p>
+            <w:pPr>
+              <w:spacing w:before="0" w:after="40" w:line="276" w:lineRule="auto"/>
+              <w:jc w:val="center"/>
+            </w:pPr>
+            <w:r>
+              <w:t>[x] Đã nhận đầy đủ file gốc</w:t>
+            </w:r>
+          </w:p>
+        </w:tc>
+      </w:tr>
+      <w:tr>
+        <w:trPr>
+          <w:cantSplit/>
+        </w:trPr>
+        <w:tc>
+          <w:tcPr>
+            <w:tcW w:type="dxa" w:w="936"/>
+            <w:vAlign w:val="center"/>
+            <w:tcW w:w="936" w:type="dxa"/>
+            <w:tcMar>
+              <w:top w:w="80" w:type="dxa"/>
+              <w:bottom w:w="80" w:type="dxa"/>
+              <w:left w:w="100" w:type="dxa"/>
+              <w:right w:w="100" w:type="dxa"/>
             </w:tcMar>
             <w:shd w:fill="FFFFFF"/>
           </w:tcPr>
@@ -929,34 +1155,7 @@
           <w:p>
             <w:pPr>
               <w:spacing w:before="0" w:after="40" w:line="276" w:lineRule="auto"/>
-              <w:jc w:val="left"/>
-            </w:pPr>
-            <w:r>
-              <w:t>[x] Đã nhận đầy đủ file gốc</w:t>
-            </w:r>
-          </w:p>
-        </w:tc>
-      </w:tr>
-      <w:tr>
-        <w:tc>
-          <w:tcPr>
-            <w:tcW w:type="dxa" w:w="1921"/>
-            <w:vAlign w:val="center"/>
-            <w:tcMar>
-              <w:top w:w="120" w:type="dxa"/>
-              <w:bottom w:w="120" w:type="dxa"/>
-              <w:left w:w="160" w:type="dxa"/>
-              <w:right w:w="160" w:type="dxa"/>
-            </w:tcMar>
-            <w:shd w:fill="F8FAFC"/>
-          </w:tcPr>
-          <w:p>
-            <w:r/>
-          </w:p>
-          <w:p>
-            <w:pPr>
-              <w:spacing w:before="0" w:after="40" w:line="276" w:lineRule="auto"/>
-              <w:jc w:val="left"/>
+              <w:jc w:val="center"/>
             </w:pPr>
             <w:r>
               <w:rPr>
@@ -968,15 +1167,16 @@
         </w:tc>
         <w:tc>
           <w:tcPr>
-            <w:tcW w:type="dxa" w:w="1921"/>
+            <w:tcW w:type="dxa" w:w="2088"/>
             <w:vAlign w:val="center"/>
+            <w:tcW w:w="2088" w:type="dxa"/>
             <w:tcMar>
-              <w:top w:w="120" w:type="dxa"/>
-              <w:bottom w:w="120" w:type="dxa"/>
-              <w:left w:w="160" w:type="dxa"/>
-              <w:right w:w="160" w:type="dxa"/>
+              <w:top w:w="80" w:type="dxa"/>
+              <w:bottom w:w="80" w:type="dxa"/>
+              <w:left w:w="100" w:type="dxa"/>
+              <w:right w:w="100" w:type="dxa"/>
             </w:tcMar>
-            <w:shd w:fill="F8FAFC"/>
+            <w:shd w:fill="FFFFFF"/>
           </w:tcPr>
           <w:p>
             <w:r/>
@@ -996,15 +1196,16 @@
         </w:tc>
         <w:tc>
           <w:tcPr>
-            <w:tcW w:type="dxa" w:w="1921"/>
+            <w:tcW w:type="dxa" w:w="3989"/>
             <w:vAlign w:val="center"/>
+            <w:tcW w:w="3988" w:type="dxa"/>
             <w:tcMar>
-              <w:top w:w="120" w:type="dxa"/>
-              <w:bottom w:w="120" w:type="dxa"/>
-              <w:left w:w="160" w:type="dxa"/>
-              <w:right w:w="160" w:type="dxa"/>
+              <w:top w:w="80" w:type="dxa"/>
+              <w:bottom w:w="80" w:type="dxa"/>
+              <w:left w:w="100" w:type="dxa"/>
+              <w:right w:w="100" w:type="dxa"/>
             </w:tcMar>
-            <w:shd w:fill="F8FAFC"/>
+            <w:shd w:fill="FFFFFF"/>
           </w:tcPr>
           <w:p>
             <w:r/>
@@ -1021,15 +1222,16 @@
         </w:tc>
         <w:tc>
           <w:tcPr>
-            <w:tcW w:type="dxa" w:w="1921"/>
+            <w:tcW w:type="dxa" w:w="1656"/>
             <w:vAlign w:val="center"/>
+            <w:tcW w:w="1655" w:type="dxa"/>
             <w:tcMar>
-              <w:top w:w="120" w:type="dxa"/>
-              <w:bottom w:w="120" w:type="dxa"/>
-              <w:left w:w="160" w:type="dxa"/>
-              <w:right w:w="160" w:type="dxa"/>
+              <w:top w:w="80" w:type="dxa"/>
+              <w:bottom w:w="80" w:type="dxa"/>
+              <w:left w:w="100" w:type="dxa"/>
+              <w:right w:w="100" w:type="dxa"/>
             </w:tcMar>
-            <w:shd w:fill="F8FAFC"/>
+            <w:shd w:fill="FFFFFF"/>
           </w:tcPr>
           <w:p>
             <w:r/>
@@ -1065,49 +1267,14 @@
         </w:tc>
         <w:tc>
           <w:tcPr>
-            <w:tcW w:type="dxa" w:w="1921"/>
+            <w:tcW w:type="dxa" w:w="1080"/>
             <w:vAlign w:val="center"/>
+            <w:tcW w:w="1080" w:type="dxa"/>
             <w:tcMar>
-              <w:top w:w="120" w:type="dxa"/>
-              <w:bottom w:w="120" w:type="dxa"/>
-              <w:left w:w="160" w:type="dxa"/>
-              <w:right w:w="160" w:type="dxa"/>
-            </w:tcMar>
-            <w:shd w:fill="F8FAFC"/>
-          </w:tcPr>
-          <w:p>
-            <w:r/>
-          </w:p>
-          <w:p>
-            <w:pPr>
-              <w:spacing w:before="0" w:after="40" w:line="276" w:lineRule="auto"/>
-              <w:jc w:val="left"/>
-            </w:pPr>
-            <w:r>
-              <w:t>[x] Đã nhận quyền Owner</w:t>
-            </w:r>
-          </w:p>
-          <w:p>
-            <w:pPr>
-              <w:spacing w:before="0" w:after="40" w:line="276" w:lineRule="auto"/>
-              <w:jc w:val="left"/>
-            </w:pPr>
-            <w:r>
-              <w:t>[x] Đã kiểm tra thông tin</w:t>
-            </w:r>
-          </w:p>
-        </w:tc>
-      </w:tr>
-      <w:tr>
-        <w:tc>
-          <w:tcPr>
-            <w:tcW w:type="dxa" w:w="1921"/>
-            <w:vAlign w:val="center"/>
-            <w:tcMar>
-              <w:top w:w="120" w:type="dxa"/>
-              <w:bottom w:w="120" w:type="dxa"/>
-              <w:left w:w="160" w:type="dxa"/>
-              <w:right w:w="160" w:type="dxa"/>
+              <w:top w:w="80" w:type="dxa"/>
+              <w:bottom w:w="80" w:type="dxa"/>
+              <w:left w:w="100" w:type="dxa"/>
+              <w:right w:w="100" w:type="dxa"/>
             </w:tcMar>
             <w:shd w:fill="FFFFFF"/>
           </w:tcPr>
@@ -1117,7 +1284,47 @@
           <w:p>
             <w:pPr>
               <w:spacing w:before="0" w:after="40" w:line="276" w:lineRule="auto"/>
-              <w:jc w:val="left"/>
+              <w:jc w:val="center"/>
+            </w:pPr>
+            <w:r>
+              <w:t>[x] Đã nhận quyền Owner</w:t>
+            </w:r>
+          </w:p>
+          <w:p>
+            <w:pPr>
+              <w:spacing w:before="0" w:after="40" w:line="276" w:lineRule="auto"/>
+              <w:jc w:val="center"/>
+            </w:pPr>
+            <w:r>
+              <w:t>[x] Đã kiểm tra thông tin</w:t>
+            </w:r>
+          </w:p>
+        </w:tc>
+      </w:tr>
+      <w:tr>
+        <w:trPr>
+          <w:cantSplit/>
+        </w:trPr>
+        <w:tc>
+          <w:tcPr>
+            <w:tcW w:type="dxa" w:w="936"/>
+            <w:vAlign w:val="center"/>
+            <w:tcW w:w="936" w:type="dxa"/>
+            <w:tcMar>
+              <w:top w:w="80" w:type="dxa"/>
+              <w:bottom w:w="80" w:type="dxa"/>
+              <w:left w:w="100" w:type="dxa"/>
+              <w:right w:w="100" w:type="dxa"/>
+            </w:tcMar>
+            <w:shd w:fill="FAFAFA"/>
+          </w:tcPr>
+          <w:p>
+            <w:r/>
+          </w:p>
+          <w:p>
+            <w:pPr>
+              <w:spacing w:before="0" w:after="40" w:line="276" w:lineRule="auto"/>
+              <w:jc w:val="center"/>
             </w:pPr>
             <w:r>
               <w:rPr>
@@ -1129,15 +1336,16 @@
         </w:tc>
         <w:tc>
           <w:tcPr>
-            <w:tcW w:type="dxa" w:w="1921"/>
+            <w:tcW w:type="dxa" w:w="2088"/>
             <w:vAlign w:val="center"/>
+            <w:tcW w:w="2088" w:type="dxa"/>
             <w:tcMar>
-              <w:top w:w="120" w:type="dxa"/>
-              <w:bottom w:w="120" w:type="dxa"/>
-              <w:left w:w="160" w:type="dxa"/>
-              <w:right w:w="160" w:type="dxa"/>
+              <w:top w:w="80" w:type="dxa"/>
+              <w:bottom w:w="80" w:type="dxa"/>
+              <w:left w:w="100" w:type="dxa"/>
+              <w:right w:w="100" w:type="dxa"/>
             </w:tcMar>
-            <w:shd w:fill="FFFFFF"/>
+            <w:shd w:fill="FAFAFA"/>
           </w:tcPr>
           <w:p>
             <w:r/>
@@ -1157,15 +1365,16 @@
         </w:tc>
         <w:tc>
           <w:tcPr>
-            <w:tcW w:type="dxa" w:w="1921"/>
+            <w:tcW w:type="dxa" w:w="3989"/>
             <w:vAlign w:val="center"/>
+            <w:tcW w:w="3988" w:type="dxa"/>
             <w:tcMar>
-              <w:top w:w="120" w:type="dxa"/>
-              <w:bottom w:w="120" w:type="dxa"/>
-              <w:left w:w="160" w:type="dxa"/>
-              <w:right w:w="160" w:type="dxa"/>
+              <w:top w:w="80" w:type="dxa"/>
+              <w:bottom w:w="80" w:type="dxa"/>
+              <w:left w:w="100" w:type="dxa"/>
+              <w:right w:w="100" w:type="dxa"/>
             </w:tcMar>
-            <w:shd w:fill="FFFFFF"/>
+            <w:shd w:fill="FAFAFA"/>
           </w:tcPr>
           <w:p>
             <w:r/>
@@ -1182,15 +1391,16 @@
         </w:tc>
         <w:tc>
           <w:tcPr>
-            <w:tcW w:type="dxa" w:w="1921"/>
+            <w:tcW w:type="dxa" w:w="1656"/>
             <w:vAlign w:val="center"/>
+            <w:tcW w:w="1655" w:type="dxa"/>
             <w:tcMar>
-              <w:top w:w="120" w:type="dxa"/>
-              <w:bottom w:w="120" w:type="dxa"/>
-              <w:left w:w="160" w:type="dxa"/>
-              <w:right w:w="160" w:type="dxa"/>
+              <w:top w:w="80" w:type="dxa"/>
+              <w:bottom w:w="80" w:type="dxa"/>
+              <w:left w:w="100" w:type="dxa"/>
+              <w:right w:w="100" w:type="dxa"/>
             </w:tcMar>
-            <w:shd w:fill="FFFFFF"/>
+            <w:shd w:fill="FAFAFA"/>
           </w:tcPr>
           <w:p>
             <w:r/>
@@ -1220,15 +1430,16 @@
         </w:tc>
         <w:tc>
           <w:tcPr>
-            <w:tcW w:type="dxa" w:w="1921"/>
+            <w:tcW w:type="dxa" w:w="1080"/>
             <w:vAlign w:val="center"/>
+            <w:tcW w:w="1080" w:type="dxa"/>
             <w:tcMar>
-              <w:top w:w="120" w:type="dxa"/>
-              <w:bottom w:w="120" w:type="dxa"/>
-              <w:left w:w="160" w:type="dxa"/>
-              <w:right w:w="160" w:type="dxa"/>
+              <w:top w:w="80" w:type="dxa"/>
+              <w:bottom w:w="80" w:type="dxa"/>
+              <w:left w:w="100" w:type="dxa"/>
+              <w:right w:w="100" w:type="dxa"/>
             </w:tcMar>
-            <w:shd w:fill="FFFFFF"/>
+            <w:shd w:fill="FAFAFA"/>
           </w:tcPr>
           <w:p>
             <w:r/>
@@ -1236,7 +1447,7 @@
           <w:p>
             <w:pPr>
               <w:spacing w:before="0" w:after="40" w:line="276" w:lineRule="auto"/>
-              <w:jc w:val="left"/>
+              <w:jc w:val="center"/>
             </w:pPr>
             <w:r>
               <w:t>[x] Đã bàn giao mã nguồn</w:t>
@@ -1252,33 +1463,22 @@
     </w:p>
     <w:p>
       <w:pPr>
-        <w:spacing w:after="120" w:before="80"/>
-      </w:pPr>
-      <w:r>
-        <w:rPr>
-          <w:color w:val="CBD5E1"/>
-        </w:rPr>
-        <w:t>―――――――――――――――――――――――――――――――――――――――――――――――――――――――</w:t>
-      </w:r>
-    </w:p>
-    <w:p>
-      <w:pPr>
-        <w:spacing w:before="160" w:after="60"/>
+        <w:spacing w:before="180" w:after="60" w:line="276" w:lineRule="auto"/>
+        <w:jc w:val="left"/>
       </w:pPr>
       <w:r>
         <w:rPr>
           <w:b/>
-          <w:color w:val="0D7647"/>
-          <w:sz w:val="23"/>
+          <w:color w:val="0F172A"/>
+          <w:sz w:val="22"/>
         </w:rPr>
         <w:t>PHẦN II: XÁC LẬP CHUYỂN GIAO QUYỀN SỞ HỮU TRÍ TUỆ</w:t>
       </w:r>
     </w:p>
     <w:p>
       <w:pPr>
-        <w:spacing w:after="60" w:before="20" w:line="276" w:lineRule="auto"/>
-        <w:ind w:left="288"/>
-        <w:jc w:val="left"/>
+        <w:spacing w:before="20" w:after="60" w:line="276" w:lineRule="auto"/>
+        <w:jc w:val="both"/>
       </w:pPr>
       <w:r>
         <w:t xml:space="preserve">1. </w:t>
@@ -1295,8 +1495,7 @@
       <w:r>
         <w:rPr>
           <w:rFonts w:ascii="Consolas" w:hAnsi="Consolas"/>
-          <w:color w:val="B42828"/>
-          <w:sz w:val="20"/>
+          <w:sz w:val="19"/>
         </w:rPr>
         <w:t>LM-IP-APP-12</w:t>
       </w:r>
@@ -1306,9 +1505,8 @@
     </w:p>
     <w:p>
       <w:pPr>
-        <w:spacing w:after="60" w:before="20" w:line="276" w:lineRule="auto"/>
-        <w:ind w:left="288"/>
-        <w:jc w:val="left"/>
+        <w:spacing w:before="20" w:after="60" w:line="276" w:lineRule="auto"/>
+        <w:jc w:val="both"/>
       </w:pPr>
       <w:r>
         <w:t xml:space="preserve">2. </w:t>
@@ -1325,33 +1523,22 @@
     </w:p>
     <w:p>
       <w:pPr>
-        <w:spacing w:after="120" w:before="80"/>
-      </w:pPr>
-      <w:r>
-        <w:rPr>
-          <w:color w:val="CBD5E1"/>
-        </w:rPr>
-        <w:t>―――――――――――――――――――――――――――――――――――――――――――――――――――――――</w:t>
-      </w:r>
-    </w:p>
-    <w:p>
-      <w:pPr>
-        <w:spacing w:before="160" w:after="60"/>
+        <w:spacing w:before="180" w:after="60" w:line="276" w:lineRule="auto"/>
+        <w:jc w:val="left"/>
       </w:pPr>
       <w:r>
         <w:rPr>
           <w:b/>
-          <w:color w:val="0D7647"/>
-          <w:sz w:val="23"/>
+          <w:color w:val="0F172A"/>
+          <w:sz w:val="22"/>
         </w:rPr>
         <w:t>PHẦN III: TRÁCH NHIỆM BẢO MẬT SAU KHI TIẾP NHẬN</w:t>
       </w:r>
     </w:p>
     <w:p>
       <w:pPr>
-        <w:spacing w:after="60" w:before="20" w:line="276" w:lineRule="auto"/>
-        <w:ind w:left="288"/>
-        <w:jc w:val="left"/>
+        <w:spacing w:before="20" w:after="60" w:line="276" w:lineRule="auto"/>
+        <w:jc w:val="both"/>
       </w:pPr>
       <w:r>
         <w:t>1. Bên A xác nhận đã tiếp nhận đầy đủ quyền quản trị, hướng dẫn sử dụng và kiểm tra tính toàn vẹn của hệ thống.</w:t>
@@ -1359,9 +1546,8 @@
     </w:p>
     <w:p>
       <w:pPr>
-        <w:spacing w:after="60" w:before="20" w:line="276" w:lineRule="auto"/>
-        <w:ind w:left="288"/>
-        <w:jc w:val="left"/>
+        <w:spacing w:before="20" w:after="60" w:line="276" w:lineRule="auto"/>
+        <w:jc w:val="both"/>
       </w:pPr>
       <w:r>
         <w:t>2. Bên A cam kết:</w:t>
@@ -1369,39 +1555,38 @@
     </w:p>
     <w:p>
       <w:pPr>
-        <w:spacing w:after="60" w:before="20" w:line="276" w:lineRule="auto"/>
+        <w:spacing w:before="20" w:after="40" w:line="276" w:lineRule="auto"/>
         <w:ind w:left="360"/>
-        <w:jc w:val="left"/>
+        <w:jc w:val="both"/>
       </w:pPr>
       <w:r>
-        <w:t>•  Ngay lập tức đổi toàn bộ mật khẩu đăng nhập của trang quản trị website, email hosting, và kích hoạt xác thực 2 bước (2FA);</w:t>
+        <w:t>Ngay lập tức đổi toàn bộ mật khẩu đăng nhập của trang quản trị website, email hosting, và kích hoạt xác thực 2 bước (2FA);</w:t>
       </w:r>
     </w:p>
     <w:p>
       <w:pPr>
-        <w:spacing w:after="60" w:before="20" w:line="276" w:lineRule="auto"/>
+        <w:spacing w:before="20" w:after="40" w:line="276" w:lineRule="auto"/>
         <w:ind w:left="360"/>
-        <w:jc w:val="left"/>
+        <w:jc w:val="both"/>
       </w:pPr>
       <w:r>
-        <w:t>•  Tự chịu trách nhiệm quản lý, phân quyền cho nhân viên nội bộ và bảo mật thông tin đăng nhập kể từ thời điểm ký biên bản này;</w:t>
+        <w:t>Tự chịu trách nhiệm quản lý, phân quyền cho nhân viên nội bộ và bảo mật thông tin đăng nhập kể từ thời điểm ký biên bản này;</w:t>
       </w:r>
     </w:p>
     <w:p>
       <w:pPr>
-        <w:spacing w:after="60" w:before="20" w:line="276" w:lineRule="auto"/>
+        <w:spacing w:before="20" w:after="40" w:line="276" w:lineRule="auto"/>
         <w:ind w:left="360"/>
-        <w:jc w:val="left"/>
+        <w:jc w:val="both"/>
       </w:pPr>
       <w:r>
-        <w:t>•  Không can thiệp sửa đổi các cấu hình lõi máy chủ khi chưa hiểu rõ kỹ thuật để tránh làm gián đoạn dịch vụ.</w:t>
+        <w:t>Không can thiệp sửa đổi các cấu hình lõi máy chủ khi chưa hiểu rõ kỹ thuật để tránh làm gián đoạn dịch vụ.</w:t>
       </w:r>
     </w:p>
     <w:p>
       <w:pPr>
-        <w:spacing w:after="60" w:before="20" w:line="276" w:lineRule="auto"/>
-        <w:ind w:left="288"/>
-        <w:jc w:val="left"/>
+        <w:spacing w:before="20" w:after="60" w:line="276" w:lineRule="auto"/>
+        <w:jc w:val="both"/>
       </w:pPr>
       <w:r>
         <w:t>3. Bên B được miễn trừ hoàn toàn trách nhiệm đối với các sự cố mất mát dữ liệu, lộ mật khẩu hoặc lỗi hệ thống do hành vi tự ý chỉnh sửa của nhân sự Bên A gây ra sau thời điểm bàn giao.</w:t>
@@ -1409,8 +1594,8 @@
     </w:p>
     <w:p>
       <w:pPr>
-        <w:spacing w:after="80" w:before="0" w:line="276" w:lineRule="auto"/>
-        <w:jc w:val="left"/>
+        <w:spacing w:before="20" w:after="60" w:line="276" w:lineRule="auto"/>
+        <w:jc w:val="both"/>
       </w:pPr>
       <w:r>
         <w:t>Biên bản này được lập thành 02 (hai) bản gốc bằng tiếng Việt có giá trị pháp lý như nhau, mỗi Bên giữ 01 (một) bản làm chứng từ lưu trữ pháp lý và kế toán.</w:t>
@@ -1418,24 +1603,14 @@
     </w:p>
     <w:p>
       <w:pPr>
-        <w:spacing w:after="120" w:before="80"/>
-      </w:pPr>
-      <w:r>
-        <w:rPr>
-          <w:color w:val="CBD5E1"/>
-        </w:rPr>
-        <w:t>―――――――――――――――――――――――――――――――――――――――――――――――――――――――</w:t>
-      </w:r>
-    </w:p>
-    <w:p>
-      <w:pPr>
-        <w:spacing w:before="160" w:after="60"/>
+        <w:spacing w:before="180" w:after="60" w:line="276" w:lineRule="auto"/>
+        <w:jc w:val="left"/>
       </w:pPr>
       <w:r>
         <w:rPr>
           <w:b/>
-          <w:color w:val="0D7647"/>
-          <w:sz w:val="23"/>
+          <w:color w:val="0F172A"/>
+          <w:sz w:val="22"/>
         </w:rPr>
         <w:t>KÝ XÁC NHẬN CỦA ĐẠI DIỆN HAI BÊN:</w:t>
       </w:r>
@@ -1455,21 +1630,25 @@
         </w:tblBorders>
       </w:tblPr>
       <w:tblGrid>
-        <w:gridCol w:w="4802"/>
-        <w:gridCol w:w="4802"/>
+        <w:gridCol w:w="4874"/>
+        <w:gridCol w:w="4874"/>
       </w:tblGrid>
       <w:tr>
+        <w:trPr>
+          <w:cantSplit/>
+        </w:trPr>
         <w:tc>
           <w:tcPr>
-            <w:tcW w:type="dxa" w:w="4802"/>
+            <w:tcW w:type="dxa" w:w="4867"/>
             <w:vAlign w:val="center"/>
+            <w:tcW w:w="4867" w:type="dxa"/>
             <w:tcMar>
-              <w:top w:w="120" w:type="dxa"/>
-              <w:bottom w:w="120" w:type="dxa"/>
-              <w:left w:w="160" w:type="dxa"/>
-              <w:right w:w="160" w:type="dxa"/>
+              <w:top w:w="90" w:type="dxa"/>
+              <w:bottom w:w="90" w:type="dxa"/>
+              <w:left w:w="100" w:type="dxa"/>
+              <w:right w:w="100" w:type="dxa"/>
             </w:tcMar>
-            <w:shd w:fill="EDF7F1"/>
+            <w:shd w:fill="F8FAFC"/>
           </w:tcPr>
           <w:p>
             <w:r/>
@@ -1482,7 +1661,7 @@
             <w:r>
               <w:rPr>
                 <w:b/>
-                <w:color w:val="0D7647"/>
+                <w:sz w:val="20"/>
               </w:rPr>
               <w:t>ĐẠI DIỆN BÊN TIẾP NHẬN (KHÁCH HÀNG)</w:t>
             </w:r>
@@ -1490,15 +1669,16 @@
         </w:tc>
         <w:tc>
           <w:tcPr>
-            <w:tcW w:type="dxa" w:w="4802"/>
+            <w:tcW w:type="dxa" w:w="4882"/>
             <w:vAlign w:val="center"/>
+            <w:tcW w:w="4881" w:type="dxa"/>
             <w:tcMar>
-              <w:top w:w="120" w:type="dxa"/>
-              <w:bottom w:w="120" w:type="dxa"/>
-              <w:left w:w="160" w:type="dxa"/>
-              <w:right w:w="160" w:type="dxa"/>
+              <w:top w:w="90" w:type="dxa"/>
+              <w:bottom w:w="90" w:type="dxa"/>
+              <w:left w:w="100" w:type="dxa"/>
+              <w:right w:w="100" w:type="dxa"/>
             </w:tcMar>
-            <w:shd w:fill="EDF7F1"/>
+            <w:shd w:fill="F8FAFC"/>
           </w:tcPr>
           <w:p>
             <w:r/>
@@ -1511,7 +1691,7 @@
             <w:r>
               <w:rPr>
                 <w:b/>
-                <w:color w:val="0D7647"/>
+                <w:sz w:val="20"/>
               </w:rPr>
               <w:t>ĐẠI DIỆN BÊN BÀN GIAO (LOCALMATE)</w:t>
             </w:r>
@@ -1519,17 +1699,21 @@
         </w:tc>
       </w:tr>
       <w:tr>
+        <w:trPr>
+          <w:cantSplit/>
+        </w:trPr>
         <w:tc>
           <w:tcPr>
-            <w:tcW w:type="dxa" w:w="4802"/>
+            <w:tcW w:type="dxa" w:w="4867"/>
             <w:vAlign w:val="center"/>
+            <w:tcW w:w="4867" w:type="dxa"/>
             <w:tcMar>
-              <w:top w:w="120" w:type="dxa"/>
-              <w:bottom w:w="120" w:type="dxa"/>
-              <w:left w:w="160" w:type="dxa"/>
-              <w:right w:w="160" w:type="dxa"/>
+              <w:top w:w="80" w:type="dxa"/>
+              <w:bottom w:w="80" w:type="dxa"/>
+              <w:left w:w="100" w:type="dxa"/>
+              <w:right w:w="100" w:type="dxa"/>
             </w:tcMar>
-            <w:shd w:fill="F8FAFC"/>
+            <w:shd w:fill="FFFFFF"/>
           </w:tcPr>
           <w:p>
             <w:r/>
@@ -1549,15 +1733,16 @@
         </w:tc>
         <w:tc>
           <w:tcPr>
-            <w:tcW w:type="dxa" w:w="4802"/>
+            <w:tcW w:type="dxa" w:w="4882"/>
             <w:vAlign w:val="center"/>
+            <w:tcW w:w="4881" w:type="dxa"/>
             <w:tcMar>
-              <w:top w:w="120" w:type="dxa"/>
-              <w:bottom w:w="120" w:type="dxa"/>
-              <w:left w:w="160" w:type="dxa"/>
-              <w:right w:w="160" w:type="dxa"/>
+              <w:top w:w="80" w:type="dxa"/>
+              <w:bottom w:w="80" w:type="dxa"/>
+              <w:left w:w="100" w:type="dxa"/>
+              <w:right w:w="100" w:type="dxa"/>
             </w:tcMar>
-            <w:shd w:fill="F8FAFC"/>
+            <w:shd w:fill="FFFFFF"/>
           </w:tcPr>
           <w:p>
             <w:r/>
@@ -1577,99 +1762,60 @@
         </w:tc>
       </w:tr>
       <w:tr>
+        <w:trPr>
+          <w:cantSplit/>
+        </w:trPr>
         <w:tc>
           <w:tcPr>
-            <w:tcW w:type="dxa" w:w="4802"/>
+            <w:tcW w:type="dxa" w:w="4867"/>
             <w:vAlign w:val="center"/>
+            <w:tcW w:w="4867" w:type="dxa"/>
             <w:tcMar>
-              <w:top w:w="120" w:type="dxa"/>
-              <w:bottom w:w="120" w:type="dxa"/>
-              <w:left w:w="160" w:type="dxa"/>
-              <w:right w:w="160" w:type="dxa"/>
+              <w:top w:w="80" w:type="dxa"/>
+              <w:bottom w:w="80" w:type="dxa"/>
+              <w:left w:w="100" w:type="dxa"/>
+              <w:right w:w="100" w:type="dxa"/>
             </w:tcMar>
-            <w:shd w:fill="FFFFFF"/>
+            <w:shd w:fill="FAFAFA"/>
           </w:tcPr>
           <w:p>
             <w:r/>
           </w:p>
-          <w:p>
-            <w:pPr>
-              <w:spacing w:before="0" w:after="40" w:line="276" w:lineRule="auto"/>
-              <w:jc w:val="left"/>
-            </w:pPr>
-          </w:p>
-          <w:p>
-            <w:pPr>
-              <w:spacing w:before="0" w:after="40" w:line="276" w:lineRule="auto"/>
-              <w:jc w:val="left"/>
-            </w:pPr>
-          </w:p>
-          <w:p>
-            <w:pPr>
-              <w:spacing w:before="0" w:after="40" w:line="276" w:lineRule="auto"/>
-              <w:jc w:val="left"/>
-            </w:pPr>
-          </w:p>
-          <w:p>
-            <w:pPr>
-              <w:spacing w:before="0" w:after="40" w:line="276" w:lineRule="auto"/>
-              <w:jc w:val="left"/>
-            </w:pPr>
-          </w:p>
         </w:tc>
         <w:tc>
           <w:tcPr>
-            <w:tcW w:type="dxa" w:w="4802"/>
+            <w:tcW w:type="dxa" w:w="4882"/>
             <w:vAlign w:val="center"/>
+            <w:tcW w:w="4881" w:type="dxa"/>
             <w:tcMar>
-              <w:top w:w="120" w:type="dxa"/>
-              <w:bottom w:w="120" w:type="dxa"/>
-              <w:left w:w="160" w:type="dxa"/>
-              <w:right w:w="160" w:type="dxa"/>
+              <w:top w:w="80" w:type="dxa"/>
+              <w:bottom w:w="80" w:type="dxa"/>
+              <w:left w:w="100" w:type="dxa"/>
+              <w:right w:w="100" w:type="dxa"/>
             </w:tcMar>
-            <w:shd w:fill="FFFFFF"/>
+            <w:shd w:fill="FAFAFA"/>
           </w:tcPr>
           <w:p>
             <w:r/>
           </w:p>
-          <w:p>
-            <w:pPr>
-              <w:spacing w:before="0" w:after="40" w:line="276" w:lineRule="auto"/>
-              <w:jc w:val="left"/>
-            </w:pPr>
-          </w:p>
-          <w:p>
-            <w:pPr>
-              <w:spacing w:before="0" w:after="40" w:line="276" w:lineRule="auto"/>
-              <w:jc w:val="left"/>
-            </w:pPr>
-          </w:p>
-          <w:p>
-            <w:pPr>
-              <w:spacing w:before="0" w:after="40" w:line="276" w:lineRule="auto"/>
-              <w:jc w:val="left"/>
-            </w:pPr>
-          </w:p>
-          <w:p>
-            <w:pPr>
-              <w:spacing w:before="0" w:after="40" w:line="276" w:lineRule="auto"/>
-              <w:jc w:val="left"/>
-            </w:pPr>
-          </w:p>
         </w:tc>
       </w:tr>
       <w:tr>
+        <w:trPr>
+          <w:cantSplit/>
+        </w:trPr>
         <w:tc>
           <w:tcPr>
-            <w:tcW w:type="dxa" w:w="4802"/>
+            <w:tcW w:type="dxa" w:w="4867"/>
             <w:vAlign w:val="center"/>
+            <w:tcW w:w="4867" w:type="dxa"/>
             <w:tcMar>
-              <w:top w:w="120" w:type="dxa"/>
-              <w:bottom w:w="120" w:type="dxa"/>
-              <w:left w:w="160" w:type="dxa"/>
-              <w:right w:w="160" w:type="dxa"/>
+              <w:top w:w="80" w:type="dxa"/>
+              <w:bottom w:w="80" w:type="dxa"/>
+              <w:left w:w="100" w:type="dxa"/>
+              <w:right w:w="100" w:type="dxa"/>
             </w:tcMar>
-            <w:shd w:fill="F8FAFC"/>
+            <w:shd w:fill="FFFFFF"/>
           </w:tcPr>
           <w:p>
             <w:r/>
@@ -1692,15 +1838,16 @@
         </w:tc>
         <w:tc>
           <w:tcPr>
-            <w:tcW w:type="dxa" w:w="4802"/>
+            <w:tcW w:type="dxa" w:w="4882"/>
             <w:vAlign w:val="center"/>
+            <w:tcW w:w="4881" w:type="dxa"/>
             <w:tcMar>
-              <w:top w:w="120" w:type="dxa"/>
-              <w:bottom w:w="120" w:type="dxa"/>
-              <w:left w:w="160" w:type="dxa"/>
-              <w:right w:w="160" w:type="dxa"/>
+              <w:top w:w="80" w:type="dxa"/>
+              <w:bottom w:w="80" w:type="dxa"/>
+              <w:left w:w="100" w:type="dxa"/>
+              <w:right w:w="100" w:type="dxa"/>
             </w:tcMar>
-            <w:shd w:fill="F8FAFC"/>
+            <w:shd w:fill="FFFFFF"/>
           </w:tcPr>
           <w:p>
             <w:r/>
@@ -1723,17 +1870,21 @@
         </w:tc>
       </w:tr>
       <w:tr>
+        <w:trPr>
+          <w:cantSplit/>
+        </w:trPr>
         <w:tc>
           <w:tcPr>
-            <w:tcW w:type="dxa" w:w="4802"/>
+            <w:tcW w:type="dxa" w:w="4867"/>
             <w:vAlign w:val="center"/>
+            <w:tcW w:w="4867" w:type="dxa"/>
             <w:tcMar>
-              <w:top w:w="120" w:type="dxa"/>
-              <w:bottom w:w="120" w:type="dxa"/>
-              <w:left w:w="160" w:type="dxa"/>
-              <w:right w:w="160" w:type="dxa"/>
+              <w:top w:w="80" w:type="dxa"/>
+              <w:bottom w:w="80" w:type="dxa"/>
+              <w:left w:w="100" w:type="dxa"/>
+              <w:right w:w="100" w:type="dxa"/>
             </w:tcMar>
-            <w:shd w:fill="FFFFFF"/>
+            <w:shd w:fill="FAFAFA"/>
           </w:tcPr>
           <w:p>
             <w:r/>
@@ -1756,15 +1907,16 @@
         </w:tc>
         <w:tc>
           <w:tcPr>
-            <w:tcW w:type="dxa" w:w="4802"/>
+            <w:tcW w:type="dxa" w:w="4882"/>
             <w:vAlign w:val="center"/>
+            <w:tcW w:w="4881" w:type="dxa"/>
             <w:tcMar>
-              <w:top w:w="120" w:type="dxa"/>
-              <w:bottom w:w="120" w:type="dxa"/>
-              <w:left w:w="160" w:type="dxa"/>
-              <w:right w:w="160" w:type="dxa"/>
+              <w:top w:w="80" w:type="dxa"/>
+              <w:bottom w:w="80" w:type="dxa"/>
+              <w:left w:w="100" w:type="dxa"/>
+              <w:right w:w="100" w:type="dxa"/>
             </w:tcMar>
-            <w:shd w:fill="FFFFFF"/>
+            <w:shd w:fill="FAFAFA"/>
           </w:tcPr>
           <w:p>
             <w:r/>
@@ -1787,17 +1939,21 @@
         </w:tc>
       </w:tr>
       <w:tr>
+        <w:trPr>
+          <w:cantSplit/>
+        </w:trPr>
         <w:tc>
           <w:tcPr>
-            <w:tcW w:type="dxa" w:w="4802"/>
+            <w:tcW w:type="dxa" w:w="4867"/>
             <w:vAlign w:val="center"/>
+            <w:tcW w:w="4867" w:type="dxa"/>
             <w:tcMar>
-              <w:top w:w="120" w:type="dxa"/>
-              <w:bottom w:w="120" w:type="dxa"/>
-              <w:left w:w="160" w:type="dxa"/>
-              <w:right w:w="160" w:type="dxa"/>
+              <w:top w:w="80" w:type="dxa"/>
+              <w:bottom w:w="80" w:type="dxa"/>
+              <w:left w:w="100" w:type="dxa"/>
+              <w:right w:w="100" w:type="dxa"/>
             </w:tcMar>
-            <w:shd w:fill="F8FAFC"/>
+            <w:shd w:fill="FFFFFF"/>
           </w:tcPr>
           <w:p>
             <w:r/>
@@ -1820,15 +1976,16 @@
         </w:tc>
         <w:tc>
           <w:tcPr>
-            <w:tcW w:type="dxa" w:w="4802"/>
+            <w:tcW w:type="dxa" w:w="4882"/>
             <w:vAlign w:val="center"/>
+            <w:tcW w:w="4881" w:type="dxa"/>
             <w:tcMar>
-              <w:top w:w="120" w:type="dxa"/>
-              <w:bottom w:w="120" w:type="dxa"/>
-              <w:left w:w="160" w:type="dxa"/>
-              <w:right w:w="160" w:type="dxa"/>
+              <w:top w:w="80" w:type="dxa"/>
+              <w:bottom w:w="80" w:type="dxa"/>
+              <w:left w:w="100" w:type="dxa"/>
+              <w:right w:w="100" w:type="dxa"/>
             </w:tcMar>
-            <w:shd w:fill="F8FAFC"/>
+            <w:shd w:fill="FFFFFF"/>
           </w:tcPr>
           <w:p>
             <w:r/>
@@ -1858,7 +2015,7 @@
     </w:p>
     <w:sectPr>
       <w:pgSz w:w="11909" w:h="16834"/>
-      <w:pgMar w:top="1152" w:right="1152" w:bottom="1152" w:left="1152" w:header="720" w:footer="720" w:gutter="0"/>
+      <w:pgMar w:top="1138" w:right="936" w:bottom="1138" w:left="1224" w:header="720" w:footer="720" w:gutter="0"/>
       <w:cols w:space="720"/>
       <w:docGrid w:linePitch="360"/>
     </w:sectPr>
@@ -2231,7 +2388,7 @@
     <w:rsid w:val="00FC693F"/>
     <w:rPr>
       <w:rFonts w:ascii="Times New Roman" w:hAnsi="Times New Roman"/>
-      <w:color w:val="1E293B"/>
+      <w:color w:val="0F172A"/>
       <w:sz w:val="22"/>
     </w:rPr>
   </w:style>
